--- a/client/roadmap.docx
+++ b/client/roadmap.docx
@@ -2,6 +2,30 @@
 <file path=word/document.xml><?xml version="1.0" encoding="utf-8"?>
 <w:document xmlns:wpc="http://schemas.microsoft.com/office/word/2010/wordprocessingCanvas" xmlns:cx="http://schemas.microsoft.com/office/drawing/2014/chartex" xmlns:cx1="http://schemas.microsoft.com/office/drawing/2015/9/8/chartex" xmlns:mc="http://schemas.openxmlformats.org/markup-compatibility/2006" xmlns:o="urn:schemas-microsoft-com:office:office" xmlns:r="http://schemas.openxmlformats.org/officeDocument/2006/relationships" xmlns:m="http://schemas.openxmlformats.org/officeDocument/2006/math" xmlns:v="urn:schemas-microsoft-com:vml" xmlns:wp14="http://schemas.microsoft.com/office/word/2010/wordprocessingDrawing" xmlns:wp="http://schemas.openxmlformats.org/drawingml/2006/wordprocessingDrawing" xmlns:w10="urn:schemas-microsoft-com:office:word" xmlns:w="http://schemas.openxmlformats.org/wordprocessingml/2006/main" xmlns:w14="http://schemas.microsoft.com/office/word/2010/wordml" xmlns:w15="http://schemas.microsoft.com/office/word/2012/wordml" xmlns:w16se="http://schemas.microsoft.com/office/word/2015/wordml/symex" xmlns:wpg="http://schemas.microsoft.com/office/word/2010/wordprocessingGroup" xmlns:wpi="http://schemas.microsoft.com/office/word/2010/wordprocessingInk" xmlns:wne="http://schemas.microsoft.com/office/word/2006/wordml" xmlns:wps="http://schemas.microsoft.com/office/word/2010/wordprocessingShape" mc:Ignorable="w14 w15 w16se wp14">
   <w:body>
+    <w:p>
+      <w:pPr>
+        <w:rPr>
+          <w:sz w:val="24"/>
+          <w:szCs w:val="24"/>
+        </w:rPr>
+      </w:pPr>
+      <w:r>
+        <w:rPr>
+          <w:sz w:val="24"/>
+          <w:szCs w:val="24"/>
+        </w:rPr>
+        <w:tab/>
+      </w:r>
+      <w:r>
+        <w:rPr>
+          <w:sz w:val="24"/>
+          <w:szCs w:val="24"/>
+        </w:rPr>
+        <w:t>https://github.com/safak/youtube/tree/mern-social-app</w:t>
+      </w:r>
+      <w:bookmarkStart w:id="0" w:name="_GoBack"/>
+      <w:bookmarkEnd w:id="0"/>
+    </w:p>
     <w:p>
       <w:pPr>
         <w:pStyle w:val="ListParagraph"/>
@@ -603,6 +627,7 @@
         </w:numPr>
       </w:pPr>
       <w:r>
+        <w:lastRenderedPageBreak/>
         <w:t>Now the share component is complete now create a post component for the display of all posts</w:t>
       </w:r>
     </w:p>
@@ -615,673 +640,673 @@
         </w:numPr>
       </w:pPr>
       <w:r>
+        <w:t xml:space="preserve">In the post component create a div called post container and in it a div post wrapper and in it 3 </w:t>
+      </w:r>
+      <w:proofErr w:type="spellStart"/>
+      <w:r>
+        <w:t>divs</w:t>
+      </w:r>
+      <w:proofErr w:type="spellEnd"/>
+      <w:r>
+        <w:t xml:space="preserve"> post top, center and bottom</w:t>
+      </w:r>
+    </w:p>
+    <w:p>
+      <w:pPr>
+        <w:pStyle w:val="ListParagraph"/>
+        <w:numPr>
+          <w:ilvl w:val="0"/>
+          <w:numId w:val="1"/>
+        </w:numPr>
+      </w:pPr>
+      <w:r>
+        <w:t xml:space="preserve">Now in </w:t>
+      </w:r>
+      <w:proofErr w:type="spellStart"/>
+      <w:r>
+        <w:t>postTop</w:t>
+      </w:r>
+      <w:proofErr w:type="spellEnd"/>
+      <w:r>
+        <w:t xml:space="preserve"> div there will be 2 </w:t>
+      </w:r>
+      <w:proofErr w:type="spellStart"/>
+      <w:r>
+        <w:t>divs</w:t>
+      </w:r>
+      <w:proofErr w:type="spellEnd"/>
+      <w:r>
+        <w:t xml:space="preserve"> </w:t>
+      </w:r>
+      <w:proofErr w:type="spellStart"/>
+      <w:r>
+        <w:t>topLeft</w:t>
+      </w:r>
+      <w:proofErr w:type="spellEnd"/>
+      <w:r>
+        <w:t xml:space="preserve"> and </w:t>
+      </w:r>
+      <w:proofErr w:type="spellStart"/>
+      <w:r>
+        <w:t>topRight</w:t>
+      </w:r>
+      <w:proofErr w:type="spellEnd"/>
+      <w:r>
+        <w:t xml:space="preserve">. Top left will contain the profile image, username and the posting date. </w:t>
+      </w:r>
+      <w:proofErr w:type="spellStart"/>
+      <w:r>
+        <w:t>Topright</w:t>
+      </w:r>
+      <w:proofErr w:type="spellEnd"/>
+      <w:r>
+        <w:t xml:space="preserve"> will contain the material icon of </w:t>
+      </w:r>
+      <w:proofErr w:type="spellStart"/>
+      <w:r>
+        <w:t>MoreVert</w:t>
+      </w:r>
+      <w:proofErr w:type="spellEnd"/>
+      <w:r>
+        <w:t xml:space="preserve"> and now style the whole </w:t>
+      </w:r>
+      <w:proofErr w:type="spellStart"/>
+      <w:r>
+        <w:t>postTop</w:t>
+      </w:r>
+      <w:proofErr w:type="spellEnd"/>
+      <w:r>
+        <w:t xml:space="preserve"> and its contents, the </w:t>
+      </w:r>
+      <w:proofErr w:type="spellStart"/>
+      <w:r>
+        <w:t>postTop</w:t>
+      </w:r>
+      <w:proofErr w:type="spellEnd"/>
+      <w:r>
+        <w:t xml:space="preserve"> will be completed.</w:t>
+      </w:r>
+    </w:p>
+    <w:p>
+      <w:pPr>
+        <w:pStyle w:val="ListParagraph"/>
+        <w:numPr>
+          <w:ilvl w:val="0"/>
+          <w:numId w:val="1"/>
+        </w:numPr>
+      </w:pPr>
+      <w:r>
+        <w:t xml:space="preserve">Now in </w:t>
+      </w:r>
+      <w:proofErr w:type="spellStart"/>
+      <w:r>
+        <w:t>postCenter</w:t>
+      </w:r>
+      <w:proofErr w:type="spellEnd"/>
+      <w:r>
+        <w:t xml:space="preserve"> it will contain a span namely </w:t>
+      </w:r>
+      <w:proofErr w:type="spellStart"/>
+      <w:r>
+        <w:t>postText</w:t>
+      </w:r>
+      <w:proofErr w:type="spellEnd"/>
+      <w:r>
+        <w:t xml:space="preserve"> and an </w:t>
+      </w:r>
+      <w:proofErr w:type="spellStart"/>
+      <w:r>
+        <w:t>img</w:t>
+      </w:r>
+      <w:proofErr w:type="spellEnd"/>
+      <w:r>
+        <w:t xml:space="preserve"> namely </w:t>
+      </w:r>
+      <w:proofErr w:type="spellStart"/>
+      <w:r>
+        <w:t>postImage</w:t>
+      </w:r>
+      <w:proofErr w:type="spellEnd"/>
+    </w:p>
+    <w:p>
+      <w:pPr>
+        <w:pStyle w:val="ListParagraph"/>
+        <w:numPr>
+          <w:ilvl w:val="0"/>
+          <w:numId w:val="1"/>
+        </w:numPr>
+      </w:pPr>
+      <w:r>
+        <w:t xml:space="preserve">Now in </w:t>
+      </w:r>
+      <w:proofErr w:type="spellStart"/>
+      <w:r>
+        <w:t>postBottom</w:t>
+      </w:r>
+      <w:proofErr w:type="spellEnd"/>
+      <w:r>
+        <w:t xml:space="preserve"> it will be divided into two </w:t>
+      </w:r>
+      <w:proofErr w:type="spellStart"/>
+      <w:r>
+        <w:t>divs</w:t>
+      </w:r>
+      <w:proofErr w:type="spellEnd"/>
+      <w:r>
+        <w:t xml:space="preserve"> </w:t>
+      </w:r>
+      <w:proofErr w:type="spellStart"/>
+      <w:r>
+        <w:t>bottomLeft</w:t>
+      </w:r>
+      <w:proofErr w:type="spellEnd"/>
+      <w:r>
+        <w:t xml:space="preserve"> and </w:t>
+      </w:r>
+      <w:proofErr w:type="spellStart"/>
+      <w:r>
+        <w:t>bottomRight</w:t>
+      </w:r>
+      <w:proofErr w:type="spellEnd"/>
+      <w:r>
+        <w:t xml:space="preserve">. left contains two images which are like.png and heart.png both with the </w:t>
+      </w:r>
+      <w:proofErr w:type="spellStart"/>
+      <w:r>
+        <w:t>classname</w:t>
+      </w:r>
+      <w:proofErr w:type="spellEnd"/>
+      <w:r>
+        <w:t xml:space="preserve"> of </w:t>
+      </w:r>
+      <w:proofErr w:type="spellStart"/>
+      <w:r>
+        <w:t>likeIcon</w:t>
+      </w:r>
+      <w:proofErr w:type="spellEnd"/>
+      <w:r>
+        <w:t xml:space="preserve"> and a span namely </w:t>
+      </w:r>
+      <w:proofErr w:type="spellStart"/>
+      <w:r>
+        <w:t>postLikeCounter</w:t>
+      </w:r>
+      <w:proofErr w:type="spellEnd"/>
+      <w:r>
+        <w:t xml:space="preserve">. Right contains a span namely </w:t>
+      </w:r>
+      <w:proofErr w:type="spellStart"/>
+      <w:r>
+        <w:t>postCommentText</w:t>
+      </w:r>
+      <w:proofErr w:type="spellEnd"/>
+      <w:r>
+        <w:t xml:space="preserve"> containing the number of comments </w:t>
+      </w:r>
+      <w:proofErr w:type="spellStart"/>
+      <w:r>
+        <w:t>eg</w:t>
+      </w:r>
+      <w:proofErr w:type="spellEnd"/>
+      <w:r>
+        <w:t xml:space="preserve"> 9 comments.</w:t>
+      </w:r>
+    </w:p>
+    <w:p>
+      <w:pPr>
+        <w:pStyle w:val="ListParagraph"/>
+        <w:numPr>
+          <w:ilvl w:val="0"/>
+          <w:numId w:val="1"/>
+        </w:numPr>
+      </w:pPr>
+      <w:r>
+        <w:t>Now style the center and bottom wrappers</w:t>
+      </w:r>
+      <w:r>
+        <w:t xml:space="preserve"> and duplicate 6 to 7 more post components in the feed component</w:t>
+      </w:r>
+      <w:r>
+        <w:t>. The feed component is complete</w:t>
+      </w:r>
+    </w:p>
+    <w:p>
+      <w:pPr>
+        <w:pStyle w:val="ListParagraph"/>
+        <w:numPr>
+          <w:ilvl w:val="0"/>
+          <w:numId w:val="1"/>
+        </w:numPr>
+      </w:pPr>
+      <w:r>
+        <w:t xml:space="preserve">Now the right bar. It contains a </w:t>
+      </w:r>
+      <w:proofErr w:type="spellStart"/>
+      <w:r>
+        <w:t>rightbar</w:t>
+      </w:r>
+      <w:proofErr w:type="spellEnd"/>
+      <w:r>
+        <w:t xml:space="preserve"> Wrapper div which contains a </w:t>
+      </w:r>
+      <w:proofErr w:type="spellStart"/>
+      <w:r>
+        <w:t>birthdayContainer</w:t>
+      </w:r>
+      <w:proofErr w:type="spellEnd"/>
+      <w:r>
+        <w:t xml:space="preserve"> dev</w:t>
+      </w:r>
+      <w:r>
+        <w:t xml:space="preserve"> </w:t>
+      </w:r>
+      <w:r>
+        <w:t xml:space="preserve">which contains an </w:t>
+      </w:r>
+      <w:proofErr w:type="spellStart"/>
+      <w:r>
+        <w:t>img</w:t>
+      </w:r>
+      <w:proofErr w:type="spellEnd"/>
+      <w:r>
+        <w:t xml:space="preserve"> namely </w:t>
+      </w:r>
+      <w:proofErr w:type="spellStart"/>
+      <w:r>
+        <w:t>birthdayImg</w:t>
+      </w:r>
+      <w:proofErr w:type="spellEnd"/>
+      <w:r>
+        <w:t xml:space="preserve"> which is gift.png</w:t>
+      </w:r>
+      <w:r>
+        <w:t xml:space="preserve"> and a span namely </w:t>
+      </w:r>
+      <w:proofErr w:type="spellStart"/>
+      <w:r>
+        <w:t>birthdayText</w:t>
+      </w:r>
+      <w:proofErr w:type="spellEnd"/>
+      <w:r>
+        <w:t xml:space="preserve"> which contains the line that </w:t>
+      </w:r>
+      <w:proofErr w:type="spellStart"/>
+      <w:r>
+        <w:t>pola</w:t>
+      </w:r>
+      <w:proofErr w:type="spellEnd"/>
+      <w:r>
+        <w:t xml:space="preserve"> </w:t>
+      </w:r>
+      <w:proofErr w:type="spellStart"/>
+      <w:r>
+        <w:t>fostr</w:t>
+      </w:r>
+      <w:proofErr w:type="spellEnd"/>
+      <w:r>
+        <w:t xml:space="preserve"> and 3 others have birthday today</w:t>
+      </w:r>
+      <w:r>
+        <w:t>. Style these tags</w:t>
+      </w:r>
+      <w:r>
+        <w:t>.</w:t>
+      </w:r>
+    </w:p>
+    <w:p>
+      <w:pPr>
+        <w:pStyle w:val="ListParagraph"/>
+        <w:numPr>
+          <w:ilvl w:val="0"/>
+          <w:numId w:val="1"/>
+        </w:numPr>
+      </w:pPr>
+      <w:r>
+        <w:t xml:space="preserve">Now add the ad image after the </w:t>
+      </w:r>
+      <w:proofErr w:type="spellStart"/>
+      <w:r>
+        <w:t>birthdayContainer</w:t>
+      </w:r>
+      <w:proofErr w:type="spellEnd"/>
+      <w:r>
+        <w:t xml:space="preserve"> which is ad.png and style it.</w:t>
+      </w:r>
+    </w:p>
+    <w:p>
+      <w:pPr>
+        <w:pStyle w:val="ListParagraph"/>
+        <w:numPr>
+          <w:ilvl w:val="0"/>
+          <w:numId w:val="1"/>
+        </w:numPr>
+      </w:pPr>
+      <w:r>
+        <w:t>Now add an h4 heading below the image saying online friends.</w:t>
+      </w:r>
+    </w:p>
+    <w:p>
+      <w:pPr>
+        <w:pStyle w:val="ListParagraph"/>
+        <w:numPr>
+          <w:ilvl w:val="0"/>
+          <w:numId w:val="1"/>
+        </w:numPr>
+      </w:pPr>
+      <w:r>
+        <w:t xml:space="preserve">Below h4 add a </w:t>
+      </w:r>
+      <w:proofErr w:type="spellStart"/>
+      <w:r>
+        <w:t>ul</w:t>
+      </w:r>
+      <w:proofErr w:type="spellEnd"/>
+      <w:r>
+        <w:t xml:space="preserve"> containing the list of online friends each li contains a div which contains the user </w:t>
+      </w:r>
+      <w:proofErr w:type="spellStart"/>
+      <w:r>
+        <w:t>img</w:t>
+      </w:r>
+      <w:proofErr w:type="spellEnd"/>
+      <w:r>
+        <w:t xml:space="preserve"> and a span badge that shows online</w:t>
+      </w:r>
+      <w:r>
+        <w:t xml:space="preserve"> and after div a span containing the username</w:t>
+      </w:r>
+      <w:r>
+        <w:t xml:space="preserve">. Style these items so that the </w:t>
+      </w:r>
+      <w:proofErr w:type="spellStart"/>
+      <w:r>
+        <w:t>img</w:t>
+      </w:r>
+      <w:proofErr w:type="spellEnd"/>
+      <w:r>
+        <w:t>, badge and name appear accordingly and then copy the li 6 to 7 times to duplicate the online friends</w:t>
+      </w:r>
+    </w:p>
+    <w:p>
+      <w:pPr>
+        <w:pStyle w:val="ListParagraph"/>
+        <w:numPr>
+          <w:ilvl w:val="0"/>
+          <w:numId w:val="1"/>
+        </w:numPr>
+      </w:pPr>
+      <w:r>
+        <w:t>The front end layout is completed now</w:t>
+      </w:r>
+      <w:r>
+        <w:t>.</w:t>
+      </w:r>
+    </w:p>
+    <w:p>
+      <w:pPr>
+        <w:pStyle w:val="ListParagraph"/>
+        <w:numPr>
+          <w:ilvl w:val="0"/>
+          <w:numId w:val="1"/>
+        </w:numPr>
+      </w:pPr>
+      <w:r>
+        <w:t xml:space="preserve">Now add the dummydata.js file which contains the </w:t>
+      </w:r>
+      <w:proofErr w:type="gramStart"/>
+      <w:r>
+        <w:t>users</w:t>
+      </w:r>
+      <w:proofErr w:type="gramEnd"/>
+      <w:r>
+        <w:t xml:space="preserve"> data and dummy posts.</w:t>
+      </w:r>
+    </w:p>
+    <w:p>
+      <w:pPr>
+        <w:pStyle w:val="ListParagraph"/>
+        <w:numPr>
+          <w:ilvl w:val="0"/>
+          <w:numId w:val="1"/>
+        </w:numPr>
+      </w:pPr>
+      <w:r>
+        <w:t>Go to the feed component and import the dummy file in it and instead of multiple post components in it use t</w:t>
+      </w:r>
+      <w:r>
+        <w:t>he map method and in that method insert the Post component</w:t>
+      </w:r>
+      <w:r>
+        <w:t xml:space="preserve"> with key as p.id and post as p.</w:t>
+      </w:r>
+    </w:p>
+    <w:p>
+      <w:pPr>
+        <w:pStyle w:val="ListParagraph"/>
+        <w:numPr>
+          <w:ilvl w:val="0"/>
+          <w:numId w:val="1"/>
+        </w:numPr>
+      </w:pPr>
+      <w:r>
+        <w:t xml:space="preserve">Now go to post component and insert post as argument in it and then insert the dynamic data of all post objects </w:t>
+      </w:r>
+      <w:proofErr w:type="spellStart"/>
+      <w:r>
+        <w:t>i.e</w:t>
+      </w:r>
+      <w:proofErr w:type="spellEnd"/>
+      <w:r>
+        <w:t xml:space="preserve"> image, description, date</w:t>
+      </w:r>
+      <w:r>
+        <w:t xml:space="preserve">, like and comments </w:t>
+      </w:r>
+      <w:r>
+        <w:t>instead of hardcode</w:t>
+      </w:r>
+      <w:r>
+        <w:t>.</w:t>
+      </w:r>
+    </w:p>
+    <w:p>
+      <w:pPr>
+        <w:pStyle w:val="ListParagraph"/>
+        <w:numPr>
+          <w:ilvl w:val="0"/>
+          <w:numId w:val="1"/>
+        </w:numPr>
+      </w:pPr>
+      <w:r>
+        <w:t xml:space="preserve">Now for the username and profile pic of the post import Users array from the dummy file in the post component and apply </w:t>
+      </w:r>
+      <w:proofErr w:type="spellStart"/>
+      <w:r>
+        <w:t>user.filter</w:t>
+      </w:r>
+      <w:proofErr w:type="spellEnd"/>
+      <w:r>
+        <w:t>((u)=&gt;</w:t>
+      </w:r>
+      <w:r>
+        <w:t>u.id===</w:t>
+      </w:r>
+      <w:proofErr w:type="spellStart"/>
+      <w:r>
+        <w:t>post.userId</w:t>
+      </w:r>
+      <w:proofErr w:type="spellEnd"/>
+      <w:r>
+        <w:t>)</w:t>
+      </w:r>
+      <w:r>
+        <w:t>[0].username</w:t>
+      </w:r>
+      <w:r>
+        <w:t xml:space="preserve"> in the username tag and </w:t>
+      </w:r>
+      <w:proofErr w:type="spellStart"/>
+      <w:r>
+        <w:t>Users.filter</w:t>
+      </w:r>
+      <w:proofErr w:type="spellEnd"/>
+      <w:r>
+        <w:t>((u)=&gt;u.id===</w:t>
+      </w:r>
+      <w:proofErr w:type="spellStart"/>
+      <w:r>
+        <w:t>post.userId</w:t>
+      </w:r>
+      <w:proofErr w:type="spellEnd"/>
+      <w:r>
+        <w:t>)[0].</w:t>
+      </w:r>
+      <w:proofErr w:type="spellStart"/>
+      <w:r>
+        <w:t>profilePicture</w:t>
+      </w:r>
+      <w:proofErr w:type="spellEnd"/>
+      <w:r>
+        <w:t xml:space="preserve"> in the profile pic image tag</w:t>
+      </w:r>
+    </w:p>
+    <w:p>
+      <w:pPr>
+        <w:pStyle w:val="ListParagraph"/>
+        <w:numPr>
+          <w:ilvl w:val="0"/>
+          <w:numId w:val="1"/>
+        </w:numPr>
+      </w:pPr>
+      <w:r>
+        <w:t>Set the z-index for top bar and position sticky 50px from top for the sidebar</w:t>
+      </w:r>
+    </w:p>
+    <w:p>
+      <w:pPr>
+        <w:pStyle w:val="ListParagraph"/>
+        <w:numPr>
+          <w:ilvl w:val="0"/>
+          <w:numId w:val="1"/>
+        </w:numPr>
+      </w:pPr>
+      <w:r>
+        <w:t xml:space="preserve">Now to make the online friends dynamic go to the </w:t>
+      </w:r>
+      <w:proofErr w:type="spellStart"/>
+      <w:r>
+        <w:t>rightbar</w:t>
+      </w:r>
+      <w:proofErr w:type="spellEnd"/>
+      <w:r>
+        <w:t xml:space="preserve"> component and delete all the extra &lt;li&gt; items and keep only one and now create a new component namely online and paste the whole &lt;li&gt; item in it</w:t>
+      </w:r>
+      <w:r>
+        <w:t xml:space="preserve"> and give it {user} as an argument.</w:t>
+      </w:r>
+    </w:p>
+    <w:p>
+      <w:pPr>
+        <w:pStyle w:val="ListParagraph"/>
+        <w:numPr>
+          <w:ilvl w:val="0"/>
+          <w:numId w:val="1"/>
+        </w:numPr>
+      </w:pPr>
+      <w:r>
+        <w:t xml:space="preserve">Now import the {Users} from the dummy file inside the </w:t>
+      </w:r>
+      <w:proofErr w:type="spellStart"/>
+      <w:r>
+        <w:t>rightBar</w:t>
+      </w:r>
+      <w:proofErr w:type="spellEnd"/>
+      <w:r>
+        <w:t xml:space="preserve"> and apply map method on it and return the Online com</w:t>
+      </w:r>
+      <w:r>
+        <w:t>ponent with user={u} in it.</w:t>
+      </w:r>
+    </w:p>
+    <w:p>
+      <w:pPr>
+        <w:pStyle w:val="ListParagraph"/>
+        <w:numPr>
+          <w:ilvl w:val="0"/>
+          <w:numId w:val="1"/>
+        </w:numPr>
+      </w:pPr>
+      <w:r>
+        <w:t xml:space="preserve">Move the </w:t>
+      </w:r>
+      <w:proofErr w:type="spellStart"/>
+      <w:r>
+        <w:t>css</w:t>
+      </w:r>
+      <w:proofErr w:type="spellEnd"/>
+      <w:r>
+        <w:t xml:space="preserve"> of the &lt;li&gt; item from the </w:t>
+      </w:r>
+      <w:proofErr w:type="spellStart"/>
+      <w:r>
+        <w:t>rightBar</w:t>
+      </w:r>
+      <w:proofErr w:type="spellEnd"/>
+      <w:r>
+        <w:t xml:space="preserve"> to the online.css.</w:t>
+      </w:r>
+    </w:p>
+    <w:p>
+      <w:pPr>
+        <w:pStyle w:val="ListParagraph"/>
+        <w:numPr>
+          <w:ilvl w:val="0"/>
+          <w:numId w:val="1"/>
+        </w:numPr>
+      </w:pPr>
+      <w:r>
+        <w:t>Now doing the same with the sidebar removing the extra friend &lt;li&gt;s and keeping only one</w:t>
+      </w:r>
+      <w:r>
+        <w:t xml:space="preserve"> and again creating a new componen</w:t>
+      </w:r>
+      <w:r>
+        <w:t>t namely friend just like above and paste the whole &lt;li&gt; in it.</w:t>
+      </w:r>
+    </w:p>
+    <w:p>
+      <w:pPr>
+        <w:pStyle w:val="ListParagraph"/>
+        <w:numPr>
+          <w:ilvl w:val="0"/>
+          <w:numId w:val="1"/>
+        </w:numPr>
+      </w:pPr>
+      <w:r>
+        <w:t xml:space="preserve">Now again give {user} as argument to the friend function and set the </w:t>
+      </w:r>
+      <w:proofErr w:type="spellStart"/>
+      <w:r>
+        <w:t>img</w:t>
+      </w:r>
+      <w:proofErr w:type="spellEnd"/>
+      <w:r>
+        <w:t xml:space="preserve"> and name dynamically and import {Users} to the sidebar and apply map method on it just like above</w:t>
+      </w:r>
+      <w:r>
+        <w:t>.</w:t>
+      </w:r>
+    </w:p>
+    <w:p>
+      <w:pPr>
+        <w:pStyle w:val="ListParagraph"/>
+        <w:numPr>
+          <w:ilvl w:val="0"/>
+          <w:numId w:val="1"/>
+        </w:numPr>
+      </w:pPr>
+      <w:r>
         <w:lastRenderedPageBreak/>
-        <w:t xml:space="preserve">In the post component create a div called post container and in it a div post wrapper and in it 3 </w:t>
-      </w:r>
-      <w:proofErr w:type="spellStart"/>
-      <w:r>
-        <w:t>divs</w:t>
-      </w:r>
-      <w:proofErr w:type="spellEnd"/>
-      <w:r>
-        <w:t xml:space="preserve"> post top, center and bottom</w:t>
-      </w:r>
-    </w:p>
-    <w:p>
-      <w:pPr>
-        <w:pStyle w:val="ListParagraph"/>
-        <w:numPr>
-          <w:ilvl w:val="0"/>
-          <w:numId w:val="1"/>
-        </w:numPr>
-      </w:pPr>
-      <w:r>
-        <w:t xml:space="preserve">Now in </w:t>
-      </w:r>
-      <w:proofErr w:type="spellStart"/>
-      <w:r>
-        <w:t>postTop</w:t>
-      </w:r>
-      <w:proofErr w:type="spellEnd"/>
-      <w:r>
-        <w:t xml:space="preserve"> div there will be 2 </w:t>
-      </w:r>
-      <w:proofErr w:type="spellStart"/>
-      <w:r>
-        <w:t>divs</w:t>
-      </w:r>
-      <w:proofErr w:type="spellEnd"/>
-      <w:r>
-        <w:t xml:space="preserve"> </w:t>
-      </w:r>
-      <w:proofErr w:type="spellStart"/>
-      <w:r>
-        <w:t>topLeft</w:t>
-      </w:r>
-      <w:proofErr w:type="spellEnd"/>
-      <w:r>
-        <w:t xml:space="preserve"> and </w:t>
-      </w:r>
-      <w:proofErr w:type="spellStart"/>
-      <w:r>
-        <w:t>topRight</w:t>
-      </w:r>
-      <w:proofErr w:type="spellEnd"/>
-      <w:r>
-        <w:t xml:space="preserve">. Top left will contain the profile image, username and the posting date. </w:t>
-      </w:r>
-      <w:proofErr w:type="spellStart"/>
-      <w:r>
-        <w:t>Topright</w:t>
-      </w:r>
-      <w:proofErr w:type="spellEnd"/>
-      <w:r>
-        <w:t xml:space="preserve"> will contain the material icon of </w:t>
-      </w:r>
-      <w:proofErr w:type="spellStart"/>
-      <w:r>
-        <w:t>MoreVert</w:t>
-      </w:r>
-      <w:proofErr w:type="spellEnd"/>
-      <w:r>
-        <w:t xml:space="preserve"> and now style the whole </w:t>
-      </w:r>
-      <w:proofErr w:type="spellStart"/>
-      <w:r>
-        <w:t>postTop</w:t>
-      </w:r>
-      <w:proofErr w:type="spellEnd"/>
-      <w:r>
-        <w:t xml:space="preserve"> and its contents, the </w:t>
-      </w:r>
-      <w:proofErr w:type="spellStart"/>
-      <w:r>
-        <w:t>postTop</w:t>
-      </w:r>
-      <w:proofErr w:type="spellEnd"/>
-      <w:r>
-        <w:t xml:space="preserve"> will be completed.</w:t>
-      </w:r>
-    </w:p>
-    <w:p>
-      <w:pPr>
-        <w:pStyle w:val="ListParagraph"/>
-        <w:numPr>
-          <w:ilvl w:val="0"/>
-          <w:numId w:val="1"/>
-        </w:numPr>
-      </w:pPr>
-      <w:r>
-        <w:t xml:space="preserve">Now in </w:t>
-      </w:r>
-      <w:proofErr w:type="spellStart"/>
-      <w:r>
-        <w:t>postCenter</w:t>
-      </w:r>
-      <w:proofErr w:type="spellEnd"/>
-      <w:r>
-        <w:t xml:space="preserve"> it will contain a span namely </w:t>
-      </w:r>
-      <w:proofErr w:type="spellStart"/>
-      <w:r>
-        <w:t>postText</w:t>
-      </w:r>
-      <w:proofErr w:type="spellEnd"/>
-      <w:r>
-        <w:t xml:space="preserve"> and an </w:t>
-      </w:r>
-      <w:proofErr w:type="spellStart"/>
-      <w:r>
-        <w:t>img</w:t>
-      </w:r>
-      <w:proofErr w:type="spellEnd"/>
-      <w:r>
-        <w:t xml:space="preserve"> namely </w:t>
-      </w:r>
-      <w:proofErr w:type="spellStart"/>
-      <w:r>
-        <w:t>postImage</w:t>
-      </w:r>
-      <w:proofErr w:type="spellEnd"/>
-    </w:p>
-    <w:p>
-      <w:pPr>
-        <w:pStyle w:val="ListParagraph"/>
-        <w:numPr>
-          <w:ilvl w:val="0"/>
-          <w:numId w:val="1"/>
-        </w:numPr>
-      </w:pPr>
-      <w:r>
-        <w:t xml:space="preserve">Now in </w:t>
-      </w:r>
-      <w:proofErr w:type="spellStart"/>
-      <w:r>
-        <w:t>postBottom</w:t>
-      </w:r>
-      <w:proofErr w:type="spellEnd"/>
-      <w:r>
-        <w:t xml:space="preserve"> it will be divided into two </w:t>
-      </w:r>
-      <w:proofErr w:type="spellStart"/>
-      <w:r>
-        <w:t>divs</w:t>
-      </w:r>
-      <w:proofErr w:type="spellEnd"/>
-      <w:r>
-        <w:t xml:space="preserve"> </w:t>
-      </w:r>
-      <w:proofErr w:type="spellStart"/>
-      <w:r>
-        <w:t>bottomLeft</w:t>
-      </w:r>
-      <w:proofErr w:type="spellEnd"/>
-      <w:r>
-        <w:t xml:space="preserve"> and </w:t>
-      </w:r>
-      <w:proofErr w:type="spellStart"/>
-      <w:r>
-        <w:t>bottomRight</w:t>
-      </w:r>
-      <w:proofErr w:type="spellEnd"/>
-      <w:r>
-        <w:t xml:space="preserve">. left contains two images which are like.png and heart.png both with the </w:t>
-      </w:r>
-      <w:proofErr w:type="spellStart"/>
-      <w:r>
-        <w:t>classname</w:t>
-      </w:r>
-      <w:proofErr w:type="spellEnd"/>
-      <w:r>
-        <w:t xml:space="preserve"> of </w:t>
-      </w:r>
-      <w:proofErr w:type="spellStart"/>
-      <w:r>
-        <w:t>likeIcon</w:t>
-      </w:r>
-      <w:proofErr w:type="spellEnd"/>
-      <w:r>
-        <w:t xml:space="preserve"> and a span namely </w:t>
-      </w:r>
-      <w:proofErr w:type="spellStart"/>
-      <w:r>
-        <w:t>postLikeCounter</w:t>
-      </w:r>
-      <w:proofErr w:type="spellEnd"/>
-      <w:r>
-        <w:t xml:space="preserve">. Right contains a span namely </w:t>
-      </w:r>
-      <w:proofErr w:type="spellStart"/>
-      <w:r>
-        <w:t>postCommentText</w:t>
-      </w:r>
-      <w:proofErr w:type="spellEnd"/>
-      <w:r>
-        <w:t xml:space="preserve"> containing the number of comments </w:t>
-      </w:r>
-      <w:proofErr w:type="spellStart"/>
-      <w:r>
-        <w:t>eg</w:t>
-      </w:r>
-      <w:proofErr w:type="spellEnd"/>
-      <w:r>
-        <w:t xml:space="preserve"> 9 comments.</w:t>
-      </w:r>
-    </w:p>
-    <w:p>
-      <w:pPr>
-        <w:pStyle w:val="ListParagraph"/>
-        <w:numPr>
-          <w:ilvl w:val="0"/>
-          <w:numId w:val="1"/>
-        </w:numPr>
-      </w:pPr>
-      <w:r>
-        <w:t>Now style the center and bottom wrappers</w:t>
-      </w:r>
-      <w:r>
-        <w:t xml:space="preserve"> and duplicate 6 to 7 more post components in the feed component</w:t>
-      </w:r>
-      <w:r>
-        <w:t>. The feed component is complete</w:t>
-      </w:r>
-    </w:p>
-    <w:p>
-      <w:pPr>
-        <w:pStyle w:val="ListParagraph"/>
-        <w:numPr>
-          <w:ilvl w:val="0"/>
-          <w:numId w:val="1"/>
-        </w:numPr>
-      </w:pPr>
-      <w:r>
-        <w:t xml:space="preserve">Now the right bar. It contains a </w:t>
-      </w:r>
-      <w:proofErr w:type="spellStart"/>
-      <w:r>
-        <w:t>rightbar</w:t>
-      </w:r>
-      <w:proofErr w:type="spellEnd"/>
-      <w:r>
-        <w:t xml:space="preserve"> Wrapper div which contains a </w:t>
-      </w:r>
-      <w:proofErr w:type="spellStart"/>
-      <w:r>
-        <w:t>birthdayContainer</w:t>
-      </w:r>
-      <w:proofErr w:type="spellEnd"/>
-      <w:r>
-        <w:t xml:space="preserve"> dev</w:t>
-      </w:r>
-      <w:r>
-        <w:t xml:space="preserve"> </w:t>
-      </w:r>
-      <w:r>
-        <w:t xml:space="preserve">which contains an </w:t>
-      </w:r>
-      <w:proofErr w:type="spellStart"/>
-      <w:r>
-        <w:t>img</w:t>
-      </w:r>
-      <w:proofErr w:type="spellEnd"/>
-      <w:r>
-        <w:t xml:space="preserve"> namely </w:t>
-      </w:r>
-      <w:proofErr w:type="spellStart"/>
-      <w:r>
-        <w:t>birthdayImg</w:t>
-      </w:r>
-      <w:proofErr w:type="spellEnd"/>
-      <w:r>
-        <w:t xml:space="preserve"> which is gift.png</w:t>
-      </w:r>
-      <w:r>
-        <w:t xml:space="preserve"> and a span namely </w:t>
-      </w:r>
-      <w:proofErr w:type="spellStart"/>
-      <w:r>
-        <w:t>birthdayText</w:t>
-      </w:r>
-      <w:proofErr w:type="spellEnd"/>
-      <w:r>
-        <w:t xml:space="preserve"> which contains the line that </w:t>
-      </w:r>
-      <w:proofErr w:type="spellStart"/>
-      <w:r>
-        <w:t>pola</w:t>
-      </w:r>
-      <w:proofErr w:type="spellEnd"/>
-      <w:r>
-        <w:t xml:space="preserve"> </w:t>
-      </w:r>
-      <w:proofErr w:type="spellStart"/>
-      <w:r>
-        <w:t>fostr</w:t>
-      </w:r>
-      <w:proofErr w:type="spellEnd"/>
-      <w:r>
-        <w:t xml:space="preserve"> and 3 others have birthday today</w:t>
-      </w:r>
-      <w:r>
-        <w:t>. Style these tags</w:t>
-      </w:r>
-      <w:r>
-        <w:t>.</w:t>
-      </w:r>
-    </w:p>
-    <w:p>
-      <w:pPr>
-        <w:pStyle w:val="ListParagraph"/>
-        <w:numPr>
-          <w:ilvl w:val="0"/>
-          <w:numId w:val="1"/>
-        </w:numPr>
-      </w:pPr>
-      <w:r>
-        <w:t xml:space="preserve">Now add the ad image after the </w:t>
-      </w:r>
-      <w:proofErr w:type="spellStart"/>
-      <w:r>
-        <w:t>birthdayContainer</w:t>
-      </w:r>
-      <w:proofErr w:type="spellEnd"/>
-      <w:r>
-        <w:t xml:space="preserve"> which is ad.png and style it.</w:t>
-      </w:r>
-    </w:p>
-    <w:p>
-      <w:pPr>
-        <w:pStyle w:val="ListParagraph"/>
-        <w:numPr>
-          <w:ilvl w:val="0"/>
-          <w:numId w:val="1"/>
-        </w:numPr>
-      </w:pPr>
-      <w:r>
-        <w:t>Now add an h4 heading below the image saying online friends.</w:t>
-      </w:r>
-    </w:p>
-    <w:p>
-      <w:pPr>
-        <w:pStyle w:val="ListParagraph"/>
-        <w:numPr>
-          <w:ilvl w:val="0"/>
-          <w:numId w:val="1"/>
-        </w:numPr>
-      </w:pPr>
-      <w:r>
-        <w:t xml:space="preserve">Below h4 add a </w:t>
-      </w:r>
-      <w:proofErr w:type="spellStart"/>
-      <w:r>
-        <w:t>ul</w:t>
-      </w:r>
-      <w:proofErr w:type="spellEnd"/>
-      <w:r>
-        <w:t xml:space="preserve"> containing the list of online friends each li contains a div which contains the user </w:t>
-      </w:r>
-      <w:proofErr w:type="spellStart"/>
-      <w:r>
-        <w:t>img</w:t>
-      </w:r>
-      <w:proofErr w:type="spellEnd"/>
-      <w:r>
-        <w:t xml:space="preserve"> and a span badge that shows online</w:t>
-      </w:r>
-      <w:r>
-        <w:t xml:space="preserve"> and after div a span containing the username</w:t>
-      </w:r>
-      <w:r>
-        <w:t xml:space="preserve">. Style these items so that the </w:t>
-      </w:r>
-      <w:proofErr w:type="spellStart"/>
-      <w:r>
-        <w:t>img</w:t>
-      </w:r>
-      <w:proofErr w:type="spellEnd"/>
-      <w:r>
-        <w:t>, badge and name appear accordingly and then copy the li 6 to 7 times to duplicate the online friends</w:t>
-      </w:r>
-    </w:p>
-    <w:p>
-      <w:pPr>
-        <w:pStyle w:val="ListParagraph"/>
-        <w:numPr>
-          <w:ilvl w:val="0"/>
-          <w:numId w:val="1"/>
-        </w:numPr>
-      </w:pPr>
-      <w:r>
-        <w:t>The front end layout is completed now</w:t>
-      </w:r>
-      <w:r>
-        <w:t>.</w:t>
-      </w:r>
-    </w:p>
-    <w:p>
-      <w:pPr>
-        <w:pStyle w:val="ListParagraph"/>
-        <w:numPr>
-          <w:ilvl w:val="0"/>
-          <w:numId w:val="1"/>
-        </w:numPr>
-      </w:pPr>
-      <w:r>
-        <w:t xml:space="preserve">Now add the dummydata.js file which contains the </w:t>
-      </w:r>
-      <w:proofErr w:type="gramStart"/>
-      <w:r>
-        <w:t>users</w:t>
-      </w:r>
-      <w:proofErr w:type="gramEnd"/>
-      <w:r>
-        <w:t xml:space="preserve"> data and dummy posts.</w:t>
-      </w:r>
-    </w:p>
-    <w:p>
-      <w:pPr>
-        <w:pStyle w:val="ListParagraph"/>
-        <w:numPr>
-          <w:ilvl w:val="0"/>
-          <w:numId w:val="1"/>
-        </w:numPr>
-      </w:pPr>
-      <w:r>
-        <w:t>Go to the feed component and import the dummy file in it and instead of multiple post components in it use t</w:t>
-      </w:r>
-      <w:r>
-        <w:t>he map method and in that method insert the Post component</w:t>
-      </w:r>
-      <w:r>
-        <w:t xml:space="preserve"> with key as p.id and post as p.</w:t>
-      </w:r>
-    </w:p>
-    <w:p>
-      <w:pPr>
-        <w:pStyle w:val="ListParagraph"/>
-        <w:numPr>
-          <w:ilvl w:val="0"/>
-          <w:numId w:val="1"/>
-        </w:numPr>
-      </w:pPr>
-      <w:r>
-        <w:t xml:space="preserve">Now go to post component and insert post as argument in it and then insert the dynamic data of all post objects </w:t>
-      </w:r>
-      <w:proofErr w:type="spellStart"/>
-      <w:r>
-        <w:t>i.e</w:t>
-      </w:r>
-      <w:proofErr w:type="spellEnd"/>
-      <w:r>
-        <w:t xml:space="preserve"> image, description, date</w:t>
-      </w:r>
-      <w:r>
-        <w:t xml:space="preserve">, like and comments </w:t>
-      </w:r>
-      <w:r>
-        <w:t>instead of hardcode</w:t>
-      </w:r>
-      <w:r>
-        <w:t>.</w:t>
-      </w:r>
-    </w:p>
-    <w:p>
-      <w:pPr>
-        <w:pStyle w:val="ListParagraph"/>
-        <w:numPr>
-          <w:ilvl w:val="0"/>
-          <w:numId w:val="1"/>
-        </w:numPr>
-      </w:pPr>
-      <w:r>
-        <w:t xml:space="preserve">Now for the username and profile pic of the post import Users array from the dummy file in the post component and apply </w:t>
-      </w:r>
-      <w:proofErr w:type="spellStart"/>
-      <w:r>
-        <w:t>user.filter</w:t>
-      </w:r>
-      <w:proofErr w:type="spellEnd"/>
-      <w:r>
-        <w:t>((u)=&gt;</w:t>
-      </w:r>
-      <w:r>
-        <w:t>u.id===</w:t>
-      </w:r>
-      <w:proofErr w:type="spellStart"/>
-      <w:r>
-        <w:t>post.userId</w:t>
-      </w:r>
-      <w:proofErr w:type="spellEnd"/>
-      <w:r>
-        <w:t>)</w:t>
-      </w:r>
-      <w:r>
-        <w:t>[0].username</w:t>
-      </w:r>
-      <w:r>
-        <w:t xml:space="preserve"> in the username tag and </w:t>
-      </w:r>
-      <w:proofErr w:type="spellStart"/>
-      <w:r>
-        <w:t>Users.filter</w:t>
-      </w:r>
-      <w:proofErr w:type="spellEnd"/>
-      <w:r>
-        <w:t>((u)=&gt;u.id===</w:t>
-      </w:r>
-      <w:proofErr w:type="spellStart"/>
-      <w:r>
-        <w:t>post.userId</w:t>
-      </w:r>
-      <w:proofErr w:type="spellEnd"/>
-      <w:r>
-        <w:t>)[0].</w:t>
-      </w:r>
-      <w:proofErr w:type="spellStart"/>
-      <w:r>
-        <w:t>profilePicture</w:t>
-      </w:r>
-      <w:proofErr w:type="spellEnd"/>
-      <w:r>
-        <w:t xml:space="preserve"> in the profile pic image tag</w:t>
-      </w:r>
-    </w:p>
-    <w:p>
-      <w:pPr>
-        <w:pStyle w:val="ListParagraph"/>
-        <w:numPr>
-          <w:ilvl w:val="0"/>
-          <w:numId w:val="1"/>
-        </w:numPr>
-      </w:pPr>
-      <w:r>
-        <w:t>Set the z-index for top bar and position sticky 50px from top for the sidebar</w:t>
-      </w:r>
-    </w:p>
-    <w:p>
-      <w:pPr>
-        <w:pStyle w:val="ListParagraph"/>
-        <w:numPr>
-          <w:ilvl w:val="0"/>
-          <w:numId w:val="1"/>
-        </w:numPr>
-      </w:pPr>
-      <w:r>
-        <w:t xml:space="preserve">Now to make the online friends dynamic go to the </w:t>
-      </w:r>
-      <w:proofErr w:type="spellStart"/>
-      <w:r>
-        <w:t>rightbar</w:t>
-      </w:r>
-      <w:proofErr w:type="spellEnd"/>
-      <w:r>
-        <w:t xml:space="preserve"> component and delete all the extra &lt;li&gt; items and keep only one and now create a new component namely online and paste the whole &lt;li&gt; item in it</w:t>
-      </w:r>
-      <w:r>
-        <w:t xml:space="preserve"> and give it {user} as an argument.</w:t>
-      </w:r>
-    </w:p>
-    <w:p>
-      <w:pPr>
-        <w:pStyle w:val="ListParagraph"/>
-        <w:numPr>
-          <w:ilvl w:val="0"/>
-          <w:numId w:val="1"/>
-        </w:numPr>
-      </w:pPr>
-      <w:r>
-        <w:t xml:space="preserve">Now import the {Users} from the dummy file inside the </w:t>
-      </w:r>
-      <w:proofErr w:type="spellStart"/>
-      <w:r>
-        <w:t>rightBar</w:t>
-      </w:r>
-      <w:proofErr w:type="spellEnd"/>
-      <w:r>
-        <w:t xml:space="preserve"> and apply map method on it and return the Online com</w:t>
-      </w:r>
-      <w:r>
-        <w:t>ponent with user={u} in it.</w:t>
-      </w:r>
-    </w:p>
-    <w:p>
-      <w:pPr>
-        <w:pStyle w:val="ListParagraph"/>
-        <w:numPr>
-          <w:ilvl w:val="0"/>
-          <w:numId w:val="1"/>
-        </w:numPr>
-      </w:pPr>
-      <w:r>
-        <w:t xml:space="preserve">Move the </w:t>
-      </w:r>
-      <w:proofErr w:type="spellStart"/>
-      <w:r>
-        <w:t>css</w:t>
-      </w:r>
-      <w:proofErr w:type="spellEnd"/>
-      <w:r>
-        <w:t xml:space="preserve"> of the &lt;li&gt; item from the </w:t>
-      </w:r>
-      <w:proofErr w:type="spellStart"/>
-      <w:r>
-        <w:t>rightBar</w:t>
-      </w:r>
-      <w:proofErr w:type="spellEnd"/>
-      <w:r>
-        <w:t xml:space="preserve"> to the online.css.</w:t>
-      </w:r>
-    </w:p>
-    <w:p>
-      <w:pPr>
-        <w:pStyle w:val="ListParagraph"/>
-        <w:numPr>
-          <w:ilvl w:val="0"/>
-          <w:numId w:val="1"/>
-        </w:numPr>
-      </w:pPr>
-      <w:r>
-        <w:t>Now doing the same with the sidebar removing the extra friend &lt;li&gt;s and keeping only one</w:t>
-      </w:r>
-      <w:r>
-        <w:t xml:space="preserve"> and again creating a new componen</w:t>
-      </w:r>
-      <w:r>
-        <w:t>t namely friend just like above and paste the whole &lt;li&gt; in it.</w:t>
-      </w:r>
-    </w:p>
-    <w:p>
-      <w:pPr>
-        <w:pStyle w:val="ListParagraph"/>
-        <w:numPr>
-          <w:ilvl w:val="0"/>
-          <w:numId w:val="1"/>
-        </w:numPr>
-      </w:pPr>
-      <w:r>
-        <w:t xml:space="preserve">Now again give {user} as argument to the friend function and set the </w:t>
-      </w:r>
-      <w:proofErr w:type="spellStart"/>
-      <w:r>
-        <w:t>img</w:t>
-      </w:r>
-      <w:proofErr w:type="spellEnd"/>
-      <w:r>
-        <w:t xml:space="preserve"> and name dynamically and import {Users} to the sidebar and apply map method on it just like above</w:t>
-      </w:r>
-      <w:r>
-        <w:t>.</w:t>
-      </w:r>
-    </w:p>
-    <w:p>
-      <w:pPr>
-        <w:pStyle w:val="ListParagraph"/>
-        <w:numPr>
-          <w:ilvl w:val="0"/>
-          <w:numId w:val="1"/>
-        </w:numPr>
-      </w:pPr>
-      <w:r>
         <w:t>Now add the functionality on like buttons so that the count increase or decrease on clicking them.</w:t>
       </w:r>
     </w:p>
@@ -1294,7 +1319,6 @@
         </w:numPr>
       </w:pPr>
       <w:r>
-        <w:lastRenderedPageBreak/>
         <w:t xml:space="preserve">To add his functionality just use two </w:t>
       </w:r>
       <w:proofErr w:type="spellStart"/>
@@ -1992,8 +2016,6 @@
       <w:r>
         <w:t>The front end complete layout is complete</w:t>
       </w:r>
-      <w:bookmarkStart w:id="0" w:name="_GoBack"/>
-      <w:bookmarkEnd w:id="0"/>
       <w:r>
         <w:t xml:space="preserve"> </w:t>
       </w:r>
